--- a/deutsch/meinungsrede.docx
+++ b/deutsch/meinungsrede.docx
@@ -39,7 +39,19 @@
         <w:rPr>
           <w:lang w:val="de-DE"/>
         </w:rPr>
-        <w:t>wir alle kennen ihn: den Druck. Ob vor Schularbeiten, Präsentationen oder wichtigen Entscheidungen – Druck begleitet uns im Alltag. Doch ist er automatisch etwas Negatives? Meiner Meinung nach nicht. Entscheidend ist, wie wir ihn wahrnehmen: als Bedrohung oder als Chance – und ob wir gelernt haben, richtig damit umzugehen.</w:t>
+        <w:t>wir alle kennen ihn: den Druck. Ob vor Schularbeiten, Präsentationen oder wichtigen Entscheidungen – Druck begleitet uns im Alltag. Doch ist er automatisch etwas Negatives? Meiner Meinung nach nicht. Entscheidend ist, wie wir ihn wahrnehmen: als Bedrohung oder als Chance – und ob</w:t>
+      </w:r>
+      <w:r>
+        <w:rPr>
+          <w:lang w:val="de-DE"/>
+        </w:rPr>
+        <w:t>s</w:t>
+      </w:r>
+      <w:r>
+        <w:rPr>
+          <w:lang w:val="de-DE"/>
+        </w:rPr>
+        <w:t xml:space="preserve"> wir gelernt haben, richtig damit umzugehen.</w:t>
       </w:r>
     </w:p>
     <w:p>
